--- a/entregas/plano-contingencia-agua/cenarios/01-contaminacao-cruzada/cenario-1-contaminacao-cruzada-checklist-autovistoria.docx
+++ b/entregas/plano-contingencia-agua/cenarios/01-contaminacao-cruzada/cenario-1-contaminacao-cruzada-checklist-autovistoria.docx
@@ -1793,6 +1793,7 @@
     <w:p>
       <w:pPr>
         <w:keepNext/>
+        <w:pageBreakBefore/>
         <w:pBdr>
           <w:bottom w:val="single" w:sz="8" w:space="5" w:color="2F4162"/>
         </w:pBdr>
@@ -3902,6 +3903,7 @@
     <w:p>
       <w:pPr>
         <w:keepNext/>
+        <w:pageBreakBefore/>
         <w:pBdr>
           <w:bottom w:val="single" w:sz="8" w:space="5" w:color="2F4162"/>
         </w:pBdr>
